--- a/Tailored_CVs/Shinoy_DICTU_Senior_Java_Developer.docx
+++ b/Tailored_CVs/Shinoy_DICTU_Senior_Java_Developer.docx
@@ -70,7 +70,7 @@
           <w:b w:val="0"/>
           <w:sz w:val="19"/>
         </w:rPr>
-        <w:t>Software developer with over eight years of experience building scalable applications and maintaining reliable backend systems using Java and Spring Boot. I bring hands-on experience in API integration, automated testing, and CI/CD pipeline configuration within Agile environments. Recently relocated to the Netherlands with a valid EU residence permit and ready to start immediately.</w:t>
+        <w:t>I am a QA Automation Engineer with over 8 years of experience building scalable test frameworks and CI/CD pipelines. While my background is in test automation rather than core software development, I bring strong expertise in Java, REST services, and backend validation. I am comfortable working in Agile teams and using tools like Jenkins, AWS, and Gemini Code Assist to streamline deployment processes.</w:t>
       </w:r>
     </w:p>
     <w:p>
@@ -288,7 +288,7 @@
           <w:b w:val="0"/>
           <w:sz w:val="18"/>
         </w:rPr>
-        <w:t>▸ Developed and maintained enterprise backend applications using Java and Spring Boot within complex microservices architectures.</w:t>
+        <w:t>▸ Developed and maintained scalable automation frameworks utilizing Java Selenium and Playwright TypeScript for backend credit risk workflows.</w:t>
       </w:r>
     </w:p>
     <w:p>
@@ -301,7 +301,7 @@
           <w:b w:val="0"/>
           <w:sz w:val="18"/>
         </w:rPr>
-        <w:t>▸ Built and configured automated test frameworks and CI/CD pipelines using Jenkins and Linux environments to support continuous delivery.</w:t>
+        <w:t>▸ Implemented CI/CD pipelines and scheduled automation regression test builds using Jenkins alongside AWS and Linux environments.</w:t>
       </w:r>
     </w:p>
     <w:p>
@@ -314,7 +314,7 @@
           <w:b w:val="0"/>
           <w:sz w:val="18"/>
         </w:rPr>
-        <w:t>▸ Created reliable integrations with external systems through REST and SOAP services while ensuring data integrity.</w:t>
+        <w:t>▸ Executed complex Oracle SQL queries to validate backend datasets and ensure data integrity across financial systems.</w:t>
       </w:r>
     </w:p>
     <w:p>
@@ -327,7 +327,7 @@
           <w:b w:val="0"/>
           <w:sz w:val="18"/>
         </w:rPr>
-        <w:t>▸ Streamlined test generation scripts and workflow deployments by utilizing AI tools like Gemini Code Assist.</w:t>
+        <w:t>▸ Streamlined test generation and deployment scripts utilizing AI tools like Gemini Code Assist.</w:t>
       </w:r>
     </w:p>
     <w:p>
